--- a/download/service_providing_group_grid_prequalification.docx
+++ b/download/service_providing_group_grid_prequalification.docx
@@ -2,7 +2,7 @@
 <file path=word/document.xml><?xml version="1.0" encoding="utf-8"?>
 <w:document xmlns:w="http://schemas.openxmlformats.org/wordprocessingml/2006/main" xmlns:m="http://schemas.openxmlformats.org/officeDocument/2006/math" xmlns:r="http://schemas.openxmlformats.org/officeDocument/2006/relationships" xmlns:o="urn:schemas-microsoft-com:office:office" xmlns:v="urn:schemas-microsoft-com:vml" xmlns:w10="urn:schemas-microsoft-com:office:word" xmlns:a="http://schemas.openxmlformats.org/drawingml/2006/main" xmlns:pic="http://schemas.openxmlformats.org/drawingml/2006/picture" xmlns:wp="http://schemas.openxmlformats.org/drawingml/2006/wordprocessingDrawing">
   <w:body>
-    <w:bookmarkStart w:id="47" w:name="X75455f5ad91261d7bdd1940a8969d7a5049293a"/>
+    <w:bookmarkStart w:id="47" w:name="_75455f5ad91261d7bdd1940a8969d7a5049293a"/>
     <w:p>
       <w:pPr>
         <w:pStyle w:val="Overskrift1"/>
@@ -22,10 +22,16 @@
         <w:t xml:space="preserve"> </w:t>
       </w:r>
       <w:r>
-        <w:t xml:space="preserve">group. One SPG grid prequalification per impacted system operator.</w:t>
+        <w:t xml:space="preserve">group. One SPG grid prequalification per impacted system operator, plus one for</w:t>
+      </w:r>
+      <w:r>
+        <w:t xml:space="preserve"> </w:t>
+      </w:r>
+      <w:r>
+        <w:t xml:space="preserve">the procuring system operator.</w:t>
       </w:r>
     </w:p>
-    <w:bookmarkStart w:id="23" w:name="X9162332a7eaf0a0208326e7e0a3182f0a5238df"/>
+    <w:bookmarkStart w:id="23" w:name="_9162332a7eaf0a0208326e7e0a3182f0a5238df"/>
     <w:p>
       <w:pPr>
         <w:pStyle w:val="Overskrift2"/>
@@ -115,7 +121,7 @@
       </w:r>
     </w:p>
     <w:bookmarkEnd w:id="23"/>
-    <w:bookmarkStart w:id="26" w:name="relevant-links"/>
+    <w:bookmarkStart w:id="26" w:name="_79afa4f38a91732ffbb4c55883dc88cdfa88c95"/>
     <w:p>
       <w:pPr>
         <w:pStyle w:val="Overskrift2"/>
@@ -159,7 +165,7 @@
       </w:hyperlink>
     </w:p>
     <w:bookmarkEnd w:id="26"/>
-    <w:bookmarkStart w:id="29" w:name="fields"/>
+    <w:bookmarkStart w:id="29" w:name="_fields"/>
     <w:p>
       <w:pPr>
         <w:pStyle w:val="Overskrift2"/>
@@ -176,10 +182,10 @@
         <w:tblLook w:firstRow="1" w:lastRow="0" w:firstColumn="0" w:lastColumn="0" w:noHBand="0" w:noVBand="0" w:val="0020"/>
       </w:tblPr>
       <w:tblGrid>
-        <w:gridCol w:w="1888"/>
-        <w:gridCol w:w="1682"/>
-        <w:gridCol w:w="3285"/>
-        <w:gridCol w:w="1063"/>
+        <w:gridCol w:w="1220"/>
+        <w:gridCol w:w="1087"/>
+        <w:gridCol w:w="4924"/>
+        <w:gridCol w:w="687"/>
       </w:tblGrid>
       <w:tr>
         <w:trPr>
@@ -498,6 +504,18 @@
               <w:t xml:space="preserve">not_approved</w:t>
             </w:r>
             <w:r>
+              <w:t xml:space="preserve">,</w:t>
+            </w:r>
+            <w:r>
+              <w:t xml:space="preserve"> </w:t>
+            </w:r>
+            <w:r>
+              <w:rPr>
+                <w:rStyle w:val="VerbatimChar"/>
+              </w:rPr>
+              <w:t xml:space="preserve">inactive</w:t>
+            </w:r>
+            <w:r>
               <w:t xml:space="preserve">Default:</w:t>
             </w:r>
             <w:r>
@@ -525,7 +543,49 @@
               <w:t xml:space="preserve"> </w:t>
             </w:r>
             <w:r>
-              <w:t xml:space="preserve">when created. Can then be updated to the other values.</w:t>
+              <w:t xml:space="preserve">when created. Can then be updated to the other values. Automatically set to</w:t>
+            </w:r>
+            <w:r>
+              <w:t xml:space="preserve"> </w:t>
+            </w:r>
+            <w:r>
+              <w:rPr>
+                <w:rStyle w:val="VerbatimChar"/>
+              </w:rPr>
+              <w:t xml:space="preserve">inactive</w:t>
+            </w:r>
+            <w:r>
+              <w:t xml:space="preserve"> </w:t>
+            </w:r>
+            <w:r>
+              <w:t xml:space="preserve">(soft delete) when none of the controllable units of the service providing group has the impacted system operator as CSO anymore, and back to</w:t>
+            </w:r>
+            <w:r>
+              <w:t xml:space="preserve"> </w:t>
+            </w:r>
+            <w:r>
+              <w:rPr>
+                <w:rStyle w:val="VerbatimChar"/>
+              </w:rPr>
+              <w:t xml:space="preserve">requested</w:t>
+            </w:r>
+            <w:r>
+              <w:t xml:space="preserve"> </w:t>
+            </w:r>
+            <w:r>
+              <w:t xml:space="preserve">if one comes back. Once</w:t>
+            </w:r>
+            <w:r>
+              <w:t xml:space="preserve"> </w:t>
+            </w:r>
+            <w:r>
+              <w:rPr>
+                <w:rStyle w:val="VerbatimChar"/>
+              </w:rPr>
+              <w:t xml:space="preserve">inactive</w:t>
+            </w:r>
+            <w:r>
+              <w:t xml:space="preserve">, only the system can change the status.</w:t>
             </w:r>
           </w:p>
         </w:tc>
@@ -675,7 +735,7 @@
       </w:tr>
     </w:tbl>
     <w:bookmarkEnd w:id="29"/>
-    <w:bookmarkStart w:id="30" w:name="validation-rules"/>
+    <w:bookmarkStart w:id="30" w:name="_59f998a8f2e664043807375c511f11331608f95"/>
     <w:p>
       <w:pPr>
         <w:pStyle w:val="Overskrift2"/>
@@ -692,9 +752,9 @@
         <w:tblLook w:firstRow="1" w:lastRow="0" w:firstColumn="0" w:lastColumn="0" w:noHBand="0" w:noVBand="0" w:val="0020"/>
       </w:tblPr>
       <w:tblGrid>
-        <w:gridCol w:w="961"/>
-        <w:gridCol w:w="6592"/>
-        <w:gridCol w:w="366"/>
+        <w:gridCol w:w="487"/>
+        <w:gridCol w:w="7246"/>
+        <w:gridCol w:w="185"/>
       </w:tblGrid>
       <w:tr>
         <w:trPr>
@@ -903,9 +963,95 @@
           </w:p>
         </w:tc>
       </w:tr>
+      <w:tr>
+        <w:tc>
+          <w:tcPr/>
+          <w:p>
+            <w:pPr>
+              <w:pStyle w:val="Compact"/>
+            </w:pPr>
+            <w:r>
+              <w:t xml:space="preserve">SPGGP-VAL003</w:t>
+            </w:r>
+          </w:p>
+        </w:tc>
+        <w:tc>
+          <w:tcPr/>
+          <w:p>
+            <w:pPr>
+              <w:pStyle w:val="Compact"/>
+            </w:pPr>
+            <w:r>
+              <w:rPr>
+                <w:rStyle w:val="VerbatimChar"/>
+              </w:rPr>
+              <w:t xml:space="preserve">status</w:t>
+            </w:r>
+            <w:r>
+              <w:t xml:space="preserve"> </w:t>
+            </w:r>
+            <w:r>
+              <w:t xml:space="preserve">is automatically set to</w:t>
+            </w:r>
+            <w:r>
+              <w:t xml:space="preserve"> </w:t>
+            </w:r>
+            <w:r>
+              <w:rPr>
+                <w:rStyle w:val="VerbatimChar"/>
+              </w:rPr>
+              <w:t xml:space="preserve">inactive</w:t>
+            </w:r>
+            <w:r>
+              <w:t xml:space="preserve"> </w:t>
+            </w:r>
+            <w:r>
+              <w:t xml:space="preserve">(soft delete) by a periodic job once none of the controllable units of the service providing group has the impacted system operator as CSO anymore, and set back to</w:t>
+            </w:r>
+            <w:r>
+              <w:t xml:space="preserve"> </w:t>
+            </w:r>
+            <w:r>
+              <w:rPr>
+                <w:rStyle w:val="VerbatimChar"/>
+              </w:rPr>
+              <w:t xml:space="preserve">requested</w:t>
+            </w:r>
+            <w:r>
+              <w:t xml:space="preserve"> </w:t>
+            </w:r>
+            <w:r>
+              <w:t xml:space="preserve">by the same job if one comes back. Once</w:t>
+            </w:r>
+            <w:r>
+              <w:t xml:space="preserve"> </w:t>
+            </w:r>
+            <w:r>
+              <w:rPr>
+                <w:rStyle w:val="VerbatimChar"/>
+              </w:rPr>
+              <w:t xml:space="preserve">inactive</w:t>
+            </w:r>
+            <w:r>
+              <w:t xml:space="preserve">, only the system can change the status.</w:t>
+            </w:r>
+          </w:p>
+        </w:tc>
+        <w:tc>
+          <w:tcPr/>
+          <w:p>
+            <w:pPr>
+              <w:pStyle w:val="Compact"/>
+            </w:pPr>
+            <w:r>
+              <w:t xml:space="preserve">DONE</w:t>
+            </w:r>
+          </w:p>
+        </w:tc>
+      </w:tr>
     </w:tbl>
     <w:bookmarkEnd w:id="30"/>
-    <w:bookmarkStart w:id="31" w:name="notifications"/>
+    <w:bookmarkStart w:id="31" w:name="_notifications"/>
     <w:p>
       <w:pPr>
         <w:pStyle w:val="Overskrift2"/>
@@ -997,7 +1143,7 @@
       </w:tr>
     </w:tbl>
     <w:bookmarkEnd w:id="31"/>
-    <w:bookmarkStart w:id="46" w:name="authorization"/>
+    <w:bookmarkStart w:id="46" w:name="_authorization"/>
     <w:p>
       <w:pPr>
         <w:pStyle w:val="Overskrift2"/>
@@ -1006,7 +1152,7 @@
         <w:t xml:space="preserve">Authorization</w:t>
       </w:r>
     </w:p>
-    <w:bookmarkStart w:id="43" w:name="resource-level-authorization"/>
+    <w:bookmarkStart w:id="43" w:name="_ea7458f1c517e163e4c33e527853f16a851511d"/>
     <w:p>
       <w:pPr>
         <w:pStyle w:val="Overskrift3"/>
@@ -1059,7 +1205,7 @@
         <w:t xml:space="preserve">.</w:t>
       </w:r>
     </w:p>
-    <w:bookmarkStart w:id="33" w:name="anonymous"/>
+    <w:bookmarkStart w:id="33" w:name="_anonymous"/>
     <w:p>
       <w:pPr>
         <w:pStyle w:val="Overskrift4"/>
@@ -1077,7 +1223,7 @@
       </w:r>
     </w:p>
     <w:bookmarkEnd w:id="33"/>
-    <w:bookmarkStart w:id="34" w:name="common"/>
+    <w:bookmarkStart w:id="34" w:name="_common"/>
     <w:p>
       <w:pPr>
         <w:pStyle w:val="Overskrift4"/>
@@ -1172,7 +1318,7 @@
       </w:tr>
     </w:tbl>
     <w:bookmarkEnd w:id="34"/>
-    <w:bookmarkStart w:id="35" w:name="balance-responsible-party"/>
+    <w:bookmarkStart w:id="35" w:name="_33d042ea865d9ccdd21972e4941eb9a3e57dea9"/>
     <w:p>
       <w:pPr>
         <w:pStyle w:val="Overskrift4"/>
@@ -1190,7 +1336,7 @@
       </w:r>
     </w:p>
     <w:bookmarkEnd w:id="35"/>
-    <w:bookmarkStart w:id="36" w:name="end-user"/>
+    <w:bookmarkStart w:id="36" w:name="_587ff7c550b65da706cc6ed28c28196eac21d0d"/>
     <w:p>
       <w:pPr>
         <w:pStyle w:val="Overskrift4"/>
@@ -1208,7 +1354,7 @@
       </w:r>
     </w:p>
     <w:bookmarkEnd w:id="36"/>
-    <w:bookmarkStart w:id="37" w:name="energy-supplier"/>
+    <w:bookmarkStart w:id="37" w:name="_0ae40e3cd02a5e6cf223650bdd6f54d616f5022"/>
     <w:p>
       <w:pPr>
         <w:pStyle w:val="Overskrift4"/>
@@ -1226,7 +1372,7 @@
       </w:r>
     </w:p>
     <w:bookmarkEnd w:id="37"/>
-    <w:bookmarkStart w:id="38" w:name="flexibility-information-system-operator"/>
+    <w:bookmarkStart w:id="38" w:name="_205d448ec611aeec17125b0a6a21826729c6ace"/>
     <w:p>
       <w:pPr>
         <w:pStyle w:val="Overskrift4"/>
@@ -1321,7 +1467,7 @@
       </w:tr>
     </w:tbl>
     <w:bookmarkEnd w:id="38"/>
-    <w:bookmarkStart w:id="39" w:name="organisation"/>
+    <w:bookmarkStart w:id="39" w:name="_organisation"/>
     <w:p>
       <w:pPr>
         <w:pStyle w:val="Overskrift4"/>
@@ -1339,7 +1485,7 @@
       </w:r>
     </w:p>
     <w:bookmarkEnd w:id="39"/>
-    <w:bookmarkStart w:id="40" w:name="system-operator"/>
+    <w:bookmarkStart w:id="40" w:name="_fc1969e12ffa04b3f787795e7ddfde406a09f5a"/>
     <w:p>
       <w:pPr>
         <w:pStyle w:val="Overskrift4"/>
@@ -1468,9 +1614,44 @@
           </w:p>
         </w:tc>
       </w:tr>
+      <w:tr>
+        <w:tc>
+          <w:tcPr/>
+          <w:p>
+            <w:pPr>
+              <w:pStyle w:val="Compact"/>
+            </w:pPr>
+            <w:r>
+              <w:t xml:space="preserve">SPGGP-SO003</w:t>
+            </w:r>
+          </w:p>
+        </w:tc>
+        <w:tc>
+          <w:tcPr/>
+          <w:p>
+            <w:pPr>
+              <w:pStyle w:val="Compact"/>
+            </w:pPr>
+            <w:r>
+              <w:t xml:space="preserve">Read SPGGP of SPGs for which the SO is the procuring SO</w:t>
+            </w:r>
+          </w:p>
+        </w:tc>
+        <w:tc>
+          <w:tcPr/>
+          <w:p>
+            <w:pPr>
+              <w:pStyle w:val="Compact"/>
+            </w:pPr>
+            <w:r>
+              <w:t xml:space="preserve">DONE</w:t>
+            </w:r>
+          </w:p>
+        </w:tc>
+      </w:tr>
     </w:tbl>
     <w:bookmarkEnd w:id="40"/>
-    <w:bookmarkStart w:id="41" w:name="service-provider"/>
+    <w:bookmarkStart w:id="41" w:name="_b462e6d210ec9c712e4b2292c76af28fc130787"/>
     <w:p>
       <w:pPr>
         <w:pStyle w:val="Overskrift4"/>
@@ -1566,7 +1747,7 @@
       </w:tr>
     </w:tbl>
     <w:bookmarkEnd w:id="41"/>
-    <w:bookmarkStart w:id="42" w:name="third-party"/>
+    <w:bookmarkStart w:id="42" w:name="_27deb66bcd01342a3df78b2190e8adbdc1219d6"/>
     <w:p>
       <w:pPr>
         <w:pStyle w:val="Overskrift4"/>
@@ -1585,7 +1766,7 @@
     </w:p>
     <w:bookmarkEnd w:id="42"/>
     <w:bookmarkEnd w:id="43"/>
-    <w:bookmarkStart w:id="45" w:name="field-level-authorization"/>
+    <w:bookmarkStart w:id="45" w:name="_12ddb80e42fe95428c38865dcd3a67097e70e69"/>
     <w:p>
       <w:pPr>
         <w:pStyle w:val="Overskrift3"/>

--- a/download/service_providing_group_grid_prequalification.docx
+++ b/download/service_providing_group_grid_prequalification.docx
@@ -1957,6 +1957,30 @@
             <w:pPr>
               <w:pStyle w:val="Compact"/>
             </w:pPr>
+          </w:p>
+        </w:tc>
+        <w:tc>
+          <w:tcPr/>
+          <w:p>
+            <w:pPr>
+              <w:pStyle w:val="Compact"/>
+            </w:pPr>
+          </w:p>
+        </w:tc>
+        <w:tc>
+          <w:tcPr/>
+          <w:p>
+            <w:pPr>
+              <w:pStyle w:val="Compact"/>
+            </w:pPr>
+          </w:p>
+        </w:tc>
+        <w:tc>
+          <w:tcPr/>
+          <w:p>
+            <w:pPr>
+              <w:pStyle w:val="Compact"/>
+            </w:pPr>
             <w:r>
               <w:t xml:space="preserve">R</w:t>
             </w:r>
@@ -1990,42 +2014,6 @@
             <w:pPr>
               <w:pStyle w:val="Compact"/>
             </w:pPr>
-            <w:r>
-              <w:t xml:space="preserve">R</w:t>
-            </w:r>
-          </w:p>
-        </w:tc>
-        <w:tc>
-          <w:tcPr/>
-          <w:p>
-            <w:pPr>
-              <w:pStyle w:val="Compact"/>
-            </w:pPr>
-            <w:r>
-              <w:t xml:space="preserve">R</w:t>
-            </w:r>
-          </w:p>
-        </w:tc>
-        <w:tc>
-          <w:tcPr/>
-          <w:p>
-            <w:pPr>
-              <w:pStyle w:val="Compact"/>
-            </w:pPr>
-            <w:r>
-              <w:t xml:space="preserve">R</w:t>
-            </w:r>
-          </w:p>
-        </w:tc>
-        <w:tc>
-          <w:tcPr/>
-          <w:p>
-            <w:pPr>
-              <w:pStyle w:val="Compact"/>
-            </w:pPr>
-            <w:r>
-              <w:t xml:space="preserve">R</w:t>
-            </w:r>
           </w:p>
         </w:tc>
         <w:tc>
@@ -2063,6 +2051,41 @@
             <w:pPr>
               <w:pStyle w:val="Compact"/>
             </w:pPr>
+          </w:p>
+        </w:tc>
+        <w:tc>
+          <w:tcPr/>
+          <w:p>
+            <w:pPr>
+              <w:pStyle w:val="Compact"/>
+            </w:pPr>
+          </w:p>
+        </w:tc>
+        <w:tc>
+          <w:tcPr/>
+          <w:p>
+            <w:pPr>
+              <w:pStyle w:val="Compact"/>
+            </w:pPr>
+          </w:p>
+        </w:tc>
+        <w:tc>
+          <w:tcPr/>
+          <w:p>
+            <w:pPr>
+              <w:pStyle w:val="Compact"/>
+            </w:pPr>
+            <w:r>
+              <w:t xml:space="preserve">RC</w:t>
+            </w:r>
+          </w:p>
+        </w:tc>
+        <w:tc>
+          <w:tcPr/>
+          <w:p>
+            <w:pPr>
+              <w:pStyle w:val="Compact"/>
+            </w:pPr>
             <w:r>
               <w:t xml:space="preserve">R</w:t>
             </w:r>
@@ -2085,53 +2108,6 @@
             <w:pPr>
               <w:pStyle w:val="Compact"/>
             </w:pPr>
-            <w:r>
-              <w:t xml:space="preserve">R</w:t>
-            </w:r>
-          </w:p>
-        </w:tc>
-        <w:tc>
-          <w:tcPr/>
-          <w:p>
-            <w:pPr>
-              <w:pStyle w:val="Compact"/>
-            </w:pPr>
-            <w:r>
-              <w:t xml:space="preserve">RC</w:t>
-            </w:r>
-          </w:p>
-        </w:tc>
-        <w:tc>
-          <w:tcPr/>
-          <w:p>
-            <w:pPr>
-              <w:pStyle w:val="Compact"/>
-            </w:pPr>
-            <w:r>
-              <w:t xml:space="preserve">R</w:t>
-            </w:r>
-          </w:p>
-        </w:tc>
-        <w:tc>
-          <w:tcPr/>
-          <w:p>
-            <w:pPr>
-              <w:pStyle w:val="Compact"/>
-            </w:pPr>
-            <w:r>
-              <w:t xml:space="preserve">R</w:t>
-            </w:r>
-          </w:p>
-        </w:tc>
-        <w:tc>
-          <w:tcPr/>
-          <w:p>
-            <w:pPr>
-              <w:pStyle w:val="Compact"/>
-            </w:pPr>
-            <w:r>
-              <w:t xml:space="preserve">R</w:t>
-            </w:r>
           </w:p>
         </w:tc>
         <w:tc>
@@ -2169,6 +2145,41 @@
             <w:pPr>
               <w:pStyle w:val="Compact"/>
             </w:pPr>
+          </w:p>
+        </w:tc>
+        <w:tc>
+          <w:tcPr/>
+          <w:p>
+            <w:pPr>
+              <w:pStyle w:val="Compact"/>
+            </w:pPr>
+          </w:p>
+        </w:tc>
+        <w:tc>
+          <w:tcPr/>
+          <w:p>
+            <w:pPr>
+              <w:pStyle w:val="Compact"/>
+            </w:pPr>
+          </w:p>
+        </w:tc>
+        <w:tc>
+          <w:tcPr/>
+          <w:p>
+            <w:pPr>
+              <w:pStyle w:val="Compact"/>
+            </w:pPr>
+            <w:r>
+              <w:t xml:space="preserve">RC</w:t>
+            </w:r>
+          </w:p>
+        </w:tc>
+        <w:tc>
+          <w:tcPr/>
+          <w:p>
+            <w:pPr>
+              <w:pStyle w:val="Compact"/>
+            </w:pPr>
             <w:r>
               <w:t xml:space="preserve">R</w:t>
             </w:r>
@@ -2191,53 +2202,6 @@
             <w:pPr>
               <w:pStyle w:val="Compact"/>
             </w:pPr>
-            <w:r>
-              <w:t xml:space="preserve">R</w:t>
-            </w:r>
-          </w:p>
-        </w:tc>
-        <w:tc>
-          <w:tcPr/>
-          <w:p>
-            <w:pPr>
-              <w:pStyle w:val="Compact"/>
-            </w:pPr>
-            <w:r>
-              <w:t xml:space="preserve">RC</w:t>
-            </w:r>
-          </w:p>
-        </w:tc>
-        <w:tc>
-          <w:tcPr/>
-          <w:p>
-            <w:pPr>
-              <w:pStyle w:val="Compact"/>
-            </w:pPr>
-            <w:r>
-              <w:t xml:space="preserve">R</w:t>
-            </w:r>
-          </w:p>
-        </w:tc>
-        <w:tc>
-          <w:tcPr/>
-          <w:p>
-            <w:pPr>
-              <w:pStyle w:val="Compact"/>
-            </w:pPr>
-            <w:r>
-              <w:t xml:space="preserve">R</w:t>
-            </w:r>
-          </w:p>
-        </w:tc>
-        <w:tc>
-          <w:tcPr/>
-          <w:p>
-            <w:pPr>
-              <w:pStyle w:val="Compact"/>
-            </w:pPr>
-            <w:r>
-              <w:t xml:space="preserve">R</w:t>
-            </w:r>
           </w:p>
         </w:tc>
         <w:tc>
@@ -2275,6 +2239,52 @@
             <w:pPr>
               <w:pStyle w:val="Compact"/>
             </w:pPr>
+          </w:p>
+        </w:tc>
+        <w:tc>
+          <w:tcPr/>
+          <w:p>
+            <w:pPr>
+              <w:pStyle w:val="Compact"/>
+            </w:pPr>
+          </w:p>
+        </w:tc>
+        <w:tc>
+          <w:tcPr/>
+          <w:p>
+            <w:pPr>
+              <w:pStyle w:val="Compact"/>
+            </w:pPr>
+          </w:p>
+        </w:tc>
+        <w:tc>
+          <w:tcPr/>
+          <w:p>
+            <w:pPr>
+              <w:pStyle w:val="Compact"/>
+            </w:pPr>
+            <w:r>
+              <w:t xml:space="preserve">RCU</w:t>
+            </w:r>
+          </w:p>
+        </w:tc>
+        <w:tc>
+          <w:tcPr/>
+          <w:p>
+            <w:pPr>
+              <w:pStyle w:val="Compact"/>
+            </w:pPr>
+            <w:r>
+              <w:t xml:space="preserve">RU</w:t>
+            </w:r>
+          </w:p>
+        </w:tc>
+        <w:tc>
+          <w:tcPr/>
+          <w:p>
+            <w:pPr>
+              <w:pStyle w:val="Compact"/>
+            </w:pPr>
             <w:r>
               <w:t xml:space="preserve">R</w:t>
             </w:r>
@@ -2286,64 +2296,6 @@
             <w:pPr>
               <w:pStyle w:val="Compact"/>
             </w:pPr>
-            <w:r>
-              <w:t xml:space="preserve">R</w:t>
-            </w:r>
-          </w:p>
-        </w:tc>
-        <w:tc>
-          <w:tcPr/>
-          <w:p>
-            <w:pPr>
-              <w:pStyle w:val="Compact"/>
-            </w:pPr>
-            <w:r>
-              <w:t xml:space="preserve">R</w:t>
-            </w:r>
-          </w:p>
-        </w:tc>
-        <w:tc>
-          <w:tcPr/>
-          <w:p>
-            <w:pPr>
-              <w:pStyle w:val="Compact"/>
-            </w:pPr>
-            <w:r>
-              <w:t xml:space="preserve">RCU</w:t>
-            </w:r>
-          </w:p>
-        </w:tc>
-        <w:tc>
-          <w:tcPr/>
-          <w:p>
-            <w:pPr>
-              <w:pStyle w:val="Compact"/>
-            </w:pPr>
-            <w:r>
-              <w:t xml:space="preserve">RU</w:t>
-            </w:r>
-          </w:p>
-        </w:tc>
-        <w:tc>
-          <w:tcPr/>
-          <w:p>
-            <w:pPr>
-              <w:pStyle w:val="Compact"/>
-            </w:pPr>
-            <w:r>
-              <w:t xml:space="preserve">R</w:t>
-            </w:r>
-          </w:p>
-        </w:tc>
-        <w:tc>
-          <w:tcPr/>
-          <w:p>
-            <w:pPr>
-              <w:pStyle w:val="Compact"/>
-            </w:pPr>
-            <w:r>
-              <w:t xml:space="preserve">R</w:t>
-            </w:r>
           </w:p>
         </w:tc>
         <w:tc>
@@ -2381,6 +2333,52 @@
             <w:pPr>
               <w:pStyle w:val="Compact"/>
             </w:pPr>
+          </w:p>
+        </w:tc>
+        <w:tc>
+          <w:tcPr/>
+          <w:p>
+            <w:pPr>
+              <w:pStyle w:val="Compact"/>
+            </w:pPr>
+          </w:p>
+        </w:tc>
+        <w:tc>
+          <w:tcPr/>
+          <w:p>
+            <w:pPr>
+              <w:pStyle w:val="Compact"/>
+            </w:pPr>
+          </w:p>
+        </w:tc>
+        <w:tc>
+          <w:tcPr/>
+          <w:p>
+            <w:pPr>
+              <w:pStyle w:val="Compact"/>
+            </w:pPr>
+            <w:r>
+              <w:t xml:space="preserve">RU</w:t>
+            </w:r>
+          </w:p>
+        </w:tc>
+        <w:tc>
+          <w:tcPr/>
+          <w:p>
+            <w:pPr>
+              <w:pStyle w:val="Compact"/>
+            </w:pPr>
+            <w:r>
+              <w:t xml:space="preserve">RU</w:t>
+            </w:r>
+          </w:p>
+        </w:tc>
+        <w:tc>
+          <w:tcPr/>
+          <w:p>
+            <w:pPr>
+              <w:pStyle w:val="Compact"/>
+            </w:pPr>
             <w:r>
               <w:t xml:space="preserve">R</w:t>
             </w:r>
@@ -2392,64 +2390,6 @@
             <w:pPr>
               <w:pStyle w:val="Compact"/>
             </w:pPr>
-            <w:r>
-              <w:t xml:space="preserve">R</w:t>
-            </w:r>
-          </w:p>
-        </w:tc>
-        <w:tc>
-          <w:tcPr/>
-          <w:p>
-            <w:pPr>
-              <w:pStyle w:val="Compact"/>
-            </w:pPr>
-            <w:r>
-              <w:t xml:space="preserve">R</w:t>
-            </w:r>
-          </w:p>
-        </w:tc>
-        <w:tc>
-          <w:tcPr/>
-          <w:p>
-            <w:pPr>
-              <w:pStyle w:val="Compact"/>
-            </w:pPr>
-            <w:r>
-              <w:t xml:space="preserve">RU</w:t>
-            </w:r>
-          </w:p>
-        </w:tc>
-        <w:tc>
-          <w:tcPr/>
-          <w:p>
-            <w:pPr>
-              <w:pStyle w:val="Compact"/>
-            </w:pPr>
-            <w:r>
-              <w:t xml:space="preserve">RU</w:t>
-            </w:r>
-          </w:p>
-        </w:tc>
-        <w:tc>
-          <w:tcPr/>
-          <w:p>
-            <w:pPr>
-              <w:pStyle w:val="Compact"/>
-            </w:pPr>
-            <w:r>
-              <w:t xml:space="preserve">R</w:t>
-            </w:r>
-          </w:p>
-        </w:tc>
-        <w:tc>
-          <w:tcPr/>
-          <w:p>
-            <w:pPr>
-              <w:pStyle w:val="Compact"/>
-            </w:pPr>
-            <w:r>
-              <w:t xml:space="preserve">R</w:t>
-            </w:r>
           </w:p>
         </w:tc>
         <w:tc>
@@ -2487,6 +2427,30 @@
             <w:pPr>
               <w:pStyle w:val="Compact"/>
             </w:pPr>
+          </w:p>
+        </w:tc>
+        <w:tc>
+          <w:tcPr/>
+          <w:p>
+            <w:pPr>
+              <w:pStyle w:val="Compact"/>
+            </w:pPr>
+          </w:p>
+        </w:tc>
+        <w:tc>
+          <w:tcPr/>
+          <w:p>
+            <w:pPr>
+              <w:pStyle w:val="Compact"/>
+            </w:pPr>
+          </w:p>
+        </w:tc>
+        <w:tc>
+          <w:tcPr/>
+          <w:p>
+            <w:pPr>
+              <w:pStyle w:val="Compact"/>
+            </w:pPr>
             <w:r>
               <w:t xml:space="preserve">R</w:t>
             </w:r>
@@ -2520,42 +2484,6 @@
             <w:pPr>
               <w:pStyle w:val="Compact"/>
             </w:pPr>
-            <w:r>
-              <w:t xml:space="preserve">R</w:t>
-            </w:r>
-          </w:p>
-        </w:tc>
-        <w:tc>
-          <w:tcPr/>
-          <w:p>
-            <w:pPr>
-              <w:pStyle w:val="Compact"/>
-            </w:pPr>
-            <w:r>
-              <w:t xml:space="preserve">R</w:t>
-            </w:r>
-          </w:p>
-        </w:tc>
-        <w:tc>
-          <w:tcPr/>
-          <w:p>
-            <w:pPr>
-              <w:pStyle w:val="Compact"/>
-            </w:pPr>
-            <w:r>
-              <w:t xml:space="preserve">R</w:t>
-            </w:r>
-          </w:p>
-        </w:tc>
-        <w:tc>
-          <w:tcPr/>
-          <w:p>
-            <w:pPr>
-              <w:pStyle w:val="Compact"/>
-            </w:pPr>
-            <w:r>
-              <w:t xml:space="preserve">R</w:t>
-            </w:r>
           </w:p>
         </w:tc>
         <w:tc>
@@ -2593,6 +2521,30 @@
             <w:pPr>
               <w:pStyle w:val="Compact"/>
             </w:pPr>
+          </w:p>
+        </w:tc>
+        <w:tc>
+          <w:tcPr/>
+          <w:p>
+            <w:pPr>
+              <w:pStyle w:val="Compact"/>
+            </w:pPr>
+          </w:p>
+        </w:tc>
+        <w:tc>
+          <w:tcPr/>
+          <w:p>
+            <w:pPr>
+              <w:pStyle w:val="Compact"/>
+            </w:pPr>
+          </w:p>
+        </w:tc>
+        <w:tc>
+          <w:tcPr/>
+          <w:p>
+            <w:pPr>
+              <w:pStyle w:val="Compact"/>
+            </w:pPr>
             <w:r>
               <w:t xml:space="preserve">R</w:t>
             </w:r>
@@ -2626,42 +2578,6 @@
             <w:pPr>
               <w:pStyle w:val="Compact"/>
             </w:pPr>
-            <w:r>
-              <w:t xml:space="preserve">R</w:t>
-            </w:r>
-          </w:p>
-        </w:tc>
-        <w:tc>
-          <w:tcPr/>
-          <w:p>
-            <w:pPr>
-              <w:pStyle w:val="Compact"/>
-            </w:pPr>
-            <w:r>
-              <w:t xml:space="preserve">R</w:t>
-            </w:r>
-          </w:p>
-        </w:tc>
-        <w:tc>
-          <w:tcPr/>
-          <w:p>
-            <w:pPr>
-              <w:pStyle w:val="Compact"/>
-            </w:pPr>
-            <w:r>
-              <w:t xml:space="preserve">R</w:t>
-            </w:r>
-          </w:p>
-        </w:tc>
-        <w:tc>
-          <w:tcPr/>
-          <w:p>
-            <w:pPr>
-              <w:pStyle w:val="Compact"/>
-            </w:pPr>
-            <w:r>
-              <w:t xml:space="preserve">R</w:t>
-            </w:r>
           </w:p>
         </w:tc>
         <w:tc>
